--- a/00_Plan_and_Syllabus/MLOps_2026-27_Course_Preparation_Plan.docx
+++ b/00_Plan_and_Syllabus/MLOps_2026-27_Course_Preparation_Plan.docx
@@ -59,7 +59,7 @@
           <w:sz w:val="20"/>
           <w:szCs w:val="20"/>
         </w:rPr>
-        <w:t xml:space="preserve">Master in Business Analytics and Big Data (Part-Time) · IE School of Science &amp; Technology · 3rd Term</w:t>
+        <w:t xml:space="preserve">Master in Business Analytics and Data Science (Part-Time) · IE School of Science &amp; Technology · 3rd Term</w:t>
       </w:r>
     </w:p>
     <w:p>
